--- a/resources/templates/Αίτηση εγγραφής.docx
+++ b/resources/templates/Αίτηση εγγραφής.docx
@@ -414,8 +414,8 @@
     </w:p>
     <w:p>
       <w:pPr>
+        <w:spacing w:line="480" w:lineRule="auto"/>
         <w:jc w:val="both"/>
-        <w:spacing w:line="480" w:lineRule="auto"/>
       </w:pPr>
       <w:r>
         <w:rPr>
@@ -423,7 +423,7 @@
           <w:sz w:val="24"/>
           <w:szCs w:val="24"/>
         </w:rPr>
-        <w:t xml:space="preserve">ΠΡΟΣ τη Διεύθυνση του σχολείου: {{Σχολείο}} Ν. {{Νομός.γεν}}</w:t>
+        <w:t>ΠΡΟΣ τη Διεύθυνση του σχολείου: {{Σχολείο}} Ν. {{Νομός.γεν}}</w:t>
       </w:r>
     </w:p>
     <w:p>
@@ -442,7 +442,32 @@
           <w:sz w:val="24"/>
           <w:szCs w:val="24"/>
         </w:rPr>
-        <w:t xml:space="preserve">Ο/Η κάτωθι υπογράφων/ουσα, {{signee}} ({{signee.prop}}), αιτούμαι την εγγραφή του/της μαθητή/τριας {{Όνομα}} {{Επώνυμο}} ({{ΦΥΛΟ}}) με ΔΙΚΑ {{ΔΙΚΑ}} και ημερομηνία γέννησης {{ΗμΓεν}} στο σχολείο {{Σχολείο}} Ν. {{Νομός.γεν}} (τάξη: {{TAXI}}).</w:t>
+        <w:t>Ο/Η κάτωθι υπογράφων/ουσα, {{signee}} ({{signee.prop}}), αιτούμαι την εγγραφή του/της μαθητή/τριας {{Όνομα}} {{Επώνυμο}} ({{ΦΥΛΟ}})</w:t>
+      </w:r>
+      <w:r>
+        <w:rPr>
+          <w:rFonts w:ascii="Verdana" w:eastAsia="Verdana" w:hAnsi="Verdana" w:cs="Verdana"/>
+          <w:sz w:val="24"/>
+          <w:szCs w:val="24"/>
+        </w:rPr>
+        <w:t xml:space="preserve"> </w:t>
+      </w:r>
+      <w:r>
+        <w:rPr>
+          <w:rFonts w:ascii="Verdana" w:eastAsia="Verdana" w:hAnsi="Verdana" w:cs="Verdana"/>
+          <w:sz w:val="24"/>
+          <w:szCs w:val="24"/>
+          <w:lang w:val="el-GR"/>
+        </w:rPr>
+        <w:t>του {{Πατρώνυμο}} και της {{Μητρώνυμο}}</w:t>
+      </w:r>
+      <w:r>
+        <w:rPr>
+          <w:rFonts w:ascii="Verdana" w:eastAsia="Verdana" w:hAnsi="Verdana" w:cs="Verdana"/>
+          <w:sz w:val="24"/>
+          <w:szCs w:val="24"/>
+        </w:rPr>
+        <w:t xml:space="preserve"> με ΔΙΚΑ {{ΔΙΚΑ}} και ημερομηνία γέννησης {{ΗμΓεν}} στο σχολείο {{Σχολείο}} Ν. {{Νομός.γεν}} (τάξη: {{TAXI}}).</w:t>
       </w:r>
     </w:p>
     <w:p>
@@ -599,22 +624,42 @@
     </w:p>
     <w:p>
       <w:pPr>
-        <w:jc w:val="right"/>
-      </w:pPr>
-      <w:r>
-        <w:t xml:space="preserve">{{signee}}</w:t>
-      </w:r>
-    </w:p>
-    <w:p>
-      <w:pPr>
-        <w:jc w:val="right"/>
-      </w:pPr>
-      <w:r>
-        <w:rPr>
+        <w:ind w:left="5040" w:firstLine="720"/>
+        <w:jc w:val="center"/>
+        <w:rPr>
+          <w:rFonts w:ascii="Verdana" w:eastAsia="Verdana" w:hAnsi="Verdana" w:cs="Verdana"/>
+          <w:sz w:val="24"/>
+          <w:szCs w:val="24"/>
+          <w:lang w:val="el-GR"/>
+        </w:rPr>
+      </w:pPr>
+    </w:p>
+    <w:p>
+      <w:pPr>
+        <w:ind w:left="5040" w:firstLine="720"/>
+        <w:jc w:val="center"/>
+      </w:pPr>
+      <w:r>
+        <w:rPr>
+          <w:rFonts w:ascii="Verdana" w:eastAsia="Verdana" w:hAnsi="Verdana" w:cs="Verdana"/>
+          <w:sz w:val="24"/>
+          <w:szCs w:val="24"/>
+        </w:rPr>
+        <w:t>{{signee}}</w:t>
+      </w:r>
+    </w:p>
+    <w:p>
+      <w:pPr>
+        <w:ind w:left="5040" w:firstLine="720"/>
+      </w:pPr>
+      <w:r>
+        <w:rPr>
+          <w:rFonts w:ascii="Verdana" w:eastAsia="Verdana" w:hAnsi="Verdana" w:cs="Verdana"/>
           <w:i/>
           <w:sz w:val="18"/>
-        </w:rPr>
-        <w:t xml:space="preserve">{{signee.note}}</w:t>
+          <w:szCs w:val="18"/>
+        </w:rPr>
+        <w:t>{{signee.note}}</w:t>
       </w:r>
     </w:p>
     <w:p>

--- a/resources/templates/Αίτηση εγγραφής.docx
+++ b/resources/templates/Αίτηση εγγραφής.docx
@@ -467,7 +467,40 @@
           <w:sz w:val="24"/>
           <w:szCs w:val="24"/>
         </w:rPr>
-        <w:t xml:space="preserve"> με ΔΙΚΑ {{ΔΙΚΑ}} και ημερομηνία γέννησης {{ΗμΓεν}} στο σχολείο {{Σχολείο}} Ν. {{Νομός.γεν}} (τάξη: {{TAXI}}).</w:t>
+        <w:t xml:space="preserve"> με ΔΙΚΑ {{ΔΙΚΑ}} και ημερομηνία γέννησης {{ΗμΓεν}} στο σχολείο </w:t>
+      </w:r>
+      <w:r>
+        <w:rPr>
+          <w:rFonts w:ascii="Verdana" w:eastAsia="Verdana" w:hAnsi="Verdana" w:cs="Verdana"/>
+          <w:sz w:val="24"/>
+          <w:szCs w:val="24"/>
+          <w:lang w:val="el-GR"/>
+        </w:rPr>
+        <w:t>σας</w:t>
+      </w:r>
+      <w:r>
+        <w:rPr>
+          <w:rFonts w:ascii="Verdana" w:eastAsia="Verdana" w:hAnsi="Verdana" w:cs="Verdana"/>
+          <w:sz w:val="24"/>
+          <w:szCs w:val="24"/>
+        </w:rPr>
+        <w:t xml:space="preserve"> </w:t>
+      </w:r>
+      <w:r>
+        <w:rPr>
+          <w:rFonts w:ascii="Verdana" w:eastAsia="Verdana" w:hAnsi="Verdana" w:cs="Verdana"/>
+          <w:sz w:val="24"/>
+          <w:szCs w:val="24"/>
+        </w:rPr>
+        <w:t>({{Σχολείο}} {{Νομός}}, τάξη: {{TAXI}})</w:t>
+      </w:r>
+      <w:r>
+        <w:rPr>
+          <w:rFonts w:ascii="Verdana" w:eastAsia="Verdana" w:hAnsi="Verdana" w:cs="Verdana"/>
+          <w:sz w:val="24"/>
+          <w:szCs w:val="24"/>
+        </w:rPr>
+        <w:t>.</w:t>
       </w:r>
     </w:p>
     <w:p>
@@ -1351,7 +1384,6 @@
   <w:style w:type="character" w:default="1" w:styleId="DefaultParagraphFont">
     <w:name w:val="Default Paragraph Font"/>
     <w:uiPriority w:val="1"/>
-    <w:semiHidden/>
     <w:unhideWhenUsed/>
   </w:style>
   <w:style w:type="table" w:default="1" w:styleId="TableNormal">
